--- a/backend/templates/facture.docx
+++ b/backend/templates/facture.docx
@@ -284,7 +284,6 @@
               <w:rPr>
                 <w:rFonts w:ascii="Arial" w:eastAsia="Arial" w:hAnsi="Arial" w:cs="Arial"/>
                 <w:color w:val="7A7570"/>
-                <w:highlight w:val="yellow"/>
               </w:rPr>
               <w:t>{invoiceSuffix}</w:t>
             </w:r>
@@ -312,7 +311,6 @@
               <w:rPr>
                 <w:rFonts w:ascii="Arial" w:eastAsia="Arial" w:hAnsi="Arial" w:cs="Arial"/>
                 <w:color w:val="7A7570"/>
-                <w:highlight w:val="yellow"/>
               </w:rPr>
               <w:t>{issueDate}</w:t>
             </w:r>
@@ -343,7 +341,6 @@
               <w:rPr>
                 <w:rFonts w:ascii="Arial" w:eastAsia="Arial" w:hAnsi="Arial" w:cs="Arial"/>
                 <w:color w:val="7A7570"/>
-                <w:highlight w:val="yellow"/>
               </w:rPr>
               <w:t>{contractNumber}</w:t>
             </w:r>
@@ -548,7 +545,6 @@
                 <w:b/>
                 <w:bCs/>
                 <w:color w:val="7A7570"/>
-                <w:highlight w:val="yellow"/>
               </w:rPr>
               <w:t>{tenantName}</w:t>
             </w:r>
@@ -564,7 +560,6 @@
               <w:rPr>
                 <w:rFonts w:ascii="Arial" w:eastAsia="Arial" w:hAnsi="Arial" w:cs="Arial"/>
                 <w:color w:val="7A7570"/>
-                <w:highlight w:val="yellow"/>
               </w:rPr>
               <w:t>{tenantAddress1}</w:t>
             </w:r>
@@ -580,7 +575,6 @@
               <w:rPr>
                 <w:rFonts w:ascii="Arial" w:eastAsia="Arial" w:hAnsi="Arial" w:cs="Arial"/>
                 <w:color w:val="7A7570"/>
-                <w:highlight w:val="yellow"/>
               </w:rPr>
               <w:t>{tenantAddress2}</w:t>
             </w:r>
@@ -596,7 +590,6 @@
               <w:rPr>
                 <w:rFonts w:ascii="Arial" w:eastAsia="Arial" w:hAnsi="Arial" w:cs="Arial"/>
                 <w:color w:val="7A7570"/>
-                <w:highlight w:val="yellow"/>
               </w:rPr>
               <w:t>{tenantPostalCity}</w:t>
             </w:r>
@@ -773,7 +766,53 @@
         <w:rPr>
           <w:rFonts w:ascii="Arial" w:eastAsia="Arial" w:hAnsi="Arial" w:cs="Arial"/>
           <w:color w:val="7A7570"/>
-          <w:highlight w:val="yellow"/>
+        </w:rPr>
+        <w:t>{invoiceTitle}</w:t>
+      </w:r>
+      <w:r>
+        <w:rPr>
+          <w:rFonts w:ascii="Arial" w:eastAsia="Arial" w:hAnsi="Arial" w:cs="Arial"/>
+          <w:color w:val="7A7570"/>
+        </w:rPr>
+        <w:t xml:space="preserve"> / </w:t>
+      </w:r>
+      <w:r>
+        <w:rPr>
+          <w:rFonts w:ascii="Arial" w:eastAsia="Arial" w:hAnsi="Arial" w:cs="Arial"/>
+          <w:color w:val="7A7570"/>
+        </w:rPr>
+        <w:t>{paymentMethodLabel}</w:t>
+      </w:r>
+      <w:r>
+        <w:rPr>
+          <w:rFonts w:ascii="Arial" w:eastAsia="Arial" w:hAnsi="Arial" w:cs="Arial"/>
+          <w:color w:val="7A7570"/>
+        </w:rPr>
+        <w:t xml:space="preserve"> / </w:t>
+      </w:r>
+      <w:r>
+        <w:rPr>
+          <w:rFonts w:ascii="Arial" w:eastAsia="Arial" w:hAnsi="Arial" w:cs="Arial"/>
+          <w:color w:val="7A7570"/>
+        </w:rPr>
+        <w:t>{invoiceAmount}</w:t>
+      </w:r>
+      <w:r>
+        <w:rPr>
+          <w:rFonts w:ascii="Arial" w:eastAsia="Arial" w:hAnsi="Arial" w:cs="Arial"/>
+        </w:rPr>
+        <w:tab/>
+      </w:r>
+      <w:r>
+        <w:rPr>
+          <w:rFonts w:ascii="Arial" w:eastAsia="Arial" w:hAnsi="Arial" w:cs="Arial"/>
+        </w:rPr>
+        <w:tab/>
+      </w:r>
+      <w:r>
+        <w:rPr>
+          <w:rFonts w:ascii="Arial" w:eastAsia="Arial" w:hAnsi="Arial" w:cs="Arial"/>
+          <w:color w:val="7A7570"/>
         </w:rPr>
         <w:t>{checkInDay}</w:t>
       </w:r>
@@ -781,7 +820,6 @@
         <w:rPr>
           <w:rFonts w:ascii="Arial" w:eastAsia="Arial" w:hAnsi="Arial" w:cs="Arial"/>
           <w:color w:val="7A7570"/>
-          <w:highlight w:val="yellow"/>
         </w:rPr>
         <w:t xml:space="preserve"> / </w:t>
       </w:r>
@@ -789,7 +827,6 @@
         <w:rPr>
           <w:rFonts w:ascii="Arial" w:eastAsia="Arial" w:hAnsi="Arial" w:cs="Arial"/>
           <w:color w:val="7A7570"/>
-          <w:highlight w:val="yellow"/>
         </w:rPr>
         <w:t>{checkInMonth}</w:t>
       </w:r>
@@ -797,7 +834,6 @@
         <w:rPr>
           <w:rFonts w:ascii="Arial" w:eastAsia="Arial" w:hAnsi="Arial" w:cs="Arial"/>
           <w:color w:val="7A7570"/>
-          <w:highlight w:val="yellow"/>
         </w:rPr>
         <w:t xml:space="preserve"> / </w:t>
       </w:r>
@@ -805,7 +841,6 @@
         <w:rPr>
           <w:rFonts w:ascii="Arial" w:eastAsia="Arial" w:hAnsi="Arial" w:cs="Arial"/>
           <w:color w:val="7A7570"/>
-          <w:highlight w:val="yellow"/>
         </w:rPr>
         <w:t>{checkInYear}</w:t>
       </w:r>
@@ -818,6 +853,13 @@
       <w:r>
         <w:rPr>
           <w:rFonts w:ascii="Arial" w:eastAsia="Arial" w:hAnsi="Arial" w:cs="Arial"/>
+          <w:color w:val="7A7570"/>
+        </w:rPr>
+        <w:t>{checkOutDay}</w:t>
+      </w:r>
+      <w:r>
+        <w:rPr>
+          <w:rFonts w:ascii="Arial" w:eastAsia="Arial" w:hAnsi="Arial" w:cs="Arial"/>
         </w:rPr>
         <w:tab/>
       </w:r>
@@ -825,69 +867,8 @@
         <w:rPr>
           <w:rFonts w:ascii="Arial" w:eastAsia="Arial" w:hAnsi="Arial" w:cs="Arial"/>
           <w:color w:val="7A7570"/>
-          <w:highlight w:val="yellow"/>
-        </w:rPr>
-        <w:t>{checkOutDay}</w:t>
-      </w:r>
-      <w:r>
-        <w:rPr>
-          <w:rFonts w:ascii="Arial" w:eastAsia="Arial" w:hAnsi="Arial" w:cs="Arial"/>
-          <w:color w:val="7A7570"/>
-          <w:highlight w:val="yellow"/>
-        </w:rPr>
-        <w:t xml:space="preserve"> / </w:t>
-      </w:r>
-      <w:r>
-        <w:rPr>
-          <w:rFonts w:ascii="Arial" w:eastAsia="Arial" w:hAnsi="Arial" w:cs="Arial"/>
-          <w:color w:val="7A7570"/>
-          <w:highlight w:val="yellow"/>
         </w:rPr>
         <w:t>{checkOutMonth}</w:t>
-      </w:r>
-      <w:r>
-        <w:rPr>
-          <w:rFonts w:ascii="Arial" w:eastAsia="Arial" w:hAnsi="Arial" w:cs="Arial"/>
-          <w:color w:val="7A7570"/>
-          <w:highlight w:val="yellow"/>
-        </w:rPr>
-        <w:t xml:space="preserve"> / </w:t>
-      </w:r>
-      <w:r>
-        <w:rPr>
-          <w:rFonts w:ascii="Arial" w:eastAsia="Arial" w:hAnsi="Arial" w:cs="Arial"/>
-          <w:color w:val="7A7570"/>
-          <w:highlight w:val="yellow"/>
-        </w:rPr>
-        <w:t>{checkOutYear}</w:t>
-      </w:r>
-      <w:r>
-        <w:rPr>
-          <w:rFonts w:ascii="Arial" w:eastAsia="Arial" w:hAnsi="Arial" w:cs="Arial"/>
-        </w:rPr>
-        <w:tab/>
-      </w:r>
-      <w:r>
-        <w:rPr>
-          <w:rFonts w:ascii="Arial" w:eastAsia="Arial" w:hAnsi="Arial" w:cs="Arial"/>
-          <w:color w:val="7A7570"/>
-          <w:highlight w:val="yellow"/>
-        </w:rPr>
-        <w:t>{weeks}</w:t>
-      </w:r>
-      <w:r>
-        <w:rPr>
-          <w:rFonts w:ascii="Arial" w:eastAsia="Arial" w:hAnsi="Arial" w:cs="Arial"/>
-        </w:rPr>
-        <w:tab/>
-      </w:r>
-      <w:r>
-        <w:rPr>
-          <w:rFonts w:ascii="Arial" w:eastAsia="Arial" w:hAnsi="Arial" w:cs="Arial"/>
-          <w:color w:val="7A7570"/>
-          <w:highlight w:val="yellow"/>
-        </w:rPr>
-        <w:t>{persons}</w:t>
       </w:r>
     </w:p>
     <w:p>
@@ -1073,9 +1054,8 @@
       <w:r>
         <w:rPr>
           <w:rFonts w:ascii="Arial" w:eastAsia="Arial" w:hAnsi="Arial" w:cs="Arial"/>
-          <w:highlight w:val="yellow"/>
-        </w:rPr>
-        <w:t>{weeklyPrice}</w:t>
+        </w:rPr>
+        <w:t>{checkOutYear}</w:t>
       </w:r>
       <w:r>
         <w:rPr>
@@ -1098,7 +1078,6 @@
       <w:r>
         <w:rPr>
           <w:rFonts w:ascii="Arial" w:eastAsia="Arial" w:hAnsi="Arial" w:cs="Arial"/>
-          <w:highlight w:val="yellow"/>
         </w:rPr>
         <w:t>{weeks}</w:t>
       </w:r>
@@ -1129,9 +1108,8 @@
       <w:r>
         <w:rPr>
           <w:rFonts w:ascii="Arial" w:eastAsia="Arial" w:hAnsi="Arial" w:cs="Arial"/>
-          <w:highlight w:val="yellow"/>
-        </w:rPr>
-        <w:t>{rentalTotal}</w:t>
+        </w:rPr>
+        <w:t>{persons}</w:t>
       </w:r>
       <w:r>
         <w:rPr>
@@ -1193,9 +1171,8 @@
       <w:r>
         <w:rPr>
           <w:rFonts w:ascii="Arial" w:eastAsia="Arial" w:hAnsi="Arial" w:cs="Arial"/>
-          <w:highlight w:val="yellow"/>
-        </w:rPr>
-        <w:t>{touristTaxTotal}</w:t>
+        </w:rPr>
+        <w:t>{weeklyPrice}</w:t>
       </w:r>
       <w:r>
         <w:rPr>
@@ -1224,9 +1201,8 @@
           <w:color w:val="AAAAAA"/>
           <w:sz w:val="17"/>
           <w:szCs w:val="17"/>
-          <w:highlight w:val="yellow"/>
-        </w:rPr>
-        <w:t>{taxAdults}</w:t>
+        </w:rPr>
+        <w:t>{weeks}</w:t>
       </w:r>
       <w:r>
         <w:rPr>
@@ -1313,9 +1289,8 @@
           <w:color w:val="AAAAAA"/>
           <w:sz w:val="17"/>
           <w:szCs w:val="17"/>
-          <w:highlight w:val="yellow"/>
-        </w:rPr>
-        <w:t>{taxNights}</w:t>
+        </w:rPr>
+        <w:t>{rentalTotal}</w:t>
       </w:r>
       <w:r>
         <w:rPr>
@@ -1372,9 +1347,8 @@
           <w:rFonts w:ascii="Arial" w:eastAsia="Georgia" w:hAnsi="Arial" w:cs="Arial"/>
           <w:b/>
           <w:bCs/>
-          <w:highlight w:val="yellow"/>
-        </w:rPr>
-        <w:t>{totalDue}</w:t>
+        </w:rPr>
+        <w:t>{touristTaxTotal}</w:t>
       </w:r>
       <w:r>
         <w:rPr>
@@ -1498,9 +1472,8 @@
           <w:rFonts w:ascii="Arial" w:eastAsia="Georgia" w:hAnsi="Arial" w:cs="Arial"/>
           <w:sz w:val="22"/>
           <w:szCs w:val="22"/>
-          <w:highlight w:val="yellow"/>
-        </w:rPr>
-        <w:t>{deposit30}</w:t>
+        </w:rPr>
+        <w:t>{taxAdults}</w:t>
       </w:r>
       <w:r>
         <w:rPr>
@@ -1553,9 +1526,8 @@
           <w:color w:val="7A7570"/>
           <w:sz w:val="17"/>
           <w:szCs w:val="17"/>
-          <w:highlight w:val="yellow"/>
-        </w:rPr>
-        <w:t>{depositDueDay}</w:t>
+        </w:rPr>
+        <w:t>{taxNights}</w:t>
       </w:r>
       <w:r>
         <w:rPr>
@@ -1572,9 +1544,8 @@
           <w:color w:val="7A7570"/>
           <w:sz w:val="17"/>
           <w:szCs w:val="17"/>
-          <w:highlight w:val="yellow"/>
-        </w:rPr>
-        <w:t>{depositDueMonth}</w:t>
+        </w:rPr>
+        <w:t>{totalDue}</w:t>
       </w:r>
       <w:r>
         <w:rPr>
@@ -1591,9 +1562,8 @@
           <w:color w:val="7A7570"/>
           <w:sz w:val="17"/>
           <w:szCs w:val="17"/>
-          <w:highlight w:val="yellow"/>
-        </w:rPr>
-        <w:t>{depositDueYear}</w:t>
+        </w:rPr>
+        <w:t>{deposit30}</w:t>
       </w:r>
     </w:p>
     <w:p>
@@ -1728,9 +1698,8 @@
           <w:color w:val="2B4036"/>
           <w:sz w:val="22"/>
           <w:szCs w:val="22"/>
-          <w:highlight w:val="yellow"/>
-        </w:rPr>
-        <w:t>{balance70}</w:t>
+        </w:rPr>
+        <w:t>{depositDueDay}</w:t>
       </w:r>
       <w:r>
         <w:rPr>
@@ -1805,9 +1774,8 @@
           <w:color w:val="7A7570"/>
           <w:sz w:val="17"/>
           <w:szCs w:val="17"/>
-          <w:highlight w:val="yellow"/>
-        </w:rPr>
-        <w:t>{balanceDueDay}</w:t>
+        </w:rPr>
+        <w:t>{depositDueMonth}</w:t>
       </w:r>
       <w:r>
         <w:rPr>
@@ -1824,9 +1792,8 @@
           <w:color w:val="7A7570"/>
           <w:sz w:val="17"/>
           <w:szCs w:val="17"/>
-          <w:highlight w:val="yellow"/>
-        </w:rPr>
-        <w:t>{balanceDueMonth}</w:t>
+        </w:rPr>
+        <w:t>{depositDueYear}</w:t>
       </w:r>
       <w:r>
         <w:rPr>
@@ -1843,9 +1810,8 @@
           <w:color w:val="7A7570"/>
           <w:sz w:val="17"/>
           <w:szCs w:val="17"/>
-          <w:highlight w:val="yellow"/>
-        </w:rPr>
-        <w:t>{balanceDueYear}</w:t>
+        </w:rPr>
+        <w:t>{balance70}</w:t>
       </w:r>
     </w:p>
     <w:p>
